--- a/modelos_prod/PropostaRevisaoeAdequacaodeServico.docx
+++ b/modelos_prod/PropostaRevisaoeAdequacaodeServico.docx
@@ -114,7 +114,7 @@
           <w:lang w:eastAsia="pt-BR"/>
           <w14:ligatures w14:val="none"/>
         </w:rPr>
-        <w:t>numero_proposta</w:t>
+        <w:t>${numero_proposta}</w:t>
       </w:r>
       <w:proofErr w:type="spellEnd"/>
       <w:r>
@@ -189,7 +189,7 @@
           <w:lang w:eastAsia="pt-BR"/>
           <w14:ligatures w14:val="none"/>
         </w:rPr>
-        <w:t>DataExtenso</w:t>
+        <w:t>${data_extenso}</w:t>
       </w:r>
       <w:proofErr w:type="spellEnd"/>
       <w:r>
@@ -308,7 +308,7 @@
           <w:lang w:eastAsia="pt-BR"/>
           <w14:ligatures w14:val="none"/>
         </w:rPr>
-        <w:t>nome_cliente_salvo</w:t>
+        <w:t>${nome_cliente}</w:t>
       </w:r>
       <w:proofErr w:type="spellEnd"/>
       <w:r>
@@ -355,7 +355,7 @@
           <w:lang w:eastAsia="pt-BR"/>
           <w14:ligatures w14:val="none"/>
         </w:rPr>
-        <w:t>E-mail:</w:t>
+        <w:t>E-${email_cliente}:</w:t>
       </w:r>
       <w:r>
         <w:rPr>
@@ -387,7 +387,7 @@
           <w:lang w:eastAsia="pt-BR"/>
           <w14:ligatures w14:val="none"/>
         </w:rPr>
-        <w:t>email_salvo</w:t>
+        <w:t>##TEMP_e${email_cliente}_salvo##</w:t>
       </w:r>
       <w:proofErr w:type="spellEnd"/>
       <w:r>
@@ -466,7 +466,7 @@
           <w:lang w:eastAsia="pt-BR"/>
           <w14:ligatures w14:val="none"/>
         </w:rPr>
-        <w:t>whatsapp_salvo</w:t>
+        <w:t>##TEMP_${whatsapp_cliente}_salvo##</w:t>
       </w:r>
       <w:proofErr w:type="spellEnd"/>
       <w:r>
@@ -574,7 +574,7 @@
           <w:lang w:eastAsia="pt-BR"/>
           <w14:ligatures w14:val="none"/>
         </w:rPr>
-        <w:t>endereco_obra</w:t>
+        <w:t>${endereco_obra}</w:t>
       </w:r>
       <w:proofErr w:type="spellEnd"/>
       <w:r>
@@ -653,7 +653,7 @@
           <w:lang w:eastAsia="pt-BR"/>
           <w14:ligatures w14:val="none"/>
         </w:rPr>
-        <w:t>bairro_obra</w:t>
+        <w:t>${bairro_obra}</w:t>
       </w:r>
       <w:proofErr w:type="spellEnd"/>
       <w:r>
@@ -813,7 +813,7 @@
           <w:lang w:eastAsia="pt-BR"/>
           <w14:ligatures w14:val="none"/>
         </w:rPr>
-        <w:t>${Empresa}</w:t>
+        <w:t>##TEMP_${empresa_nome}##</w:t>
       </w:r>
       <w:r>
         <w:rPr>
@@ -948,7 +948,7 @@
           <w:lang w:eastAsia="pt-BR"/>
           <w14:ligatures w14:val="none"/>
         </w:rPr>
-        <w:t>${finalidade}</w:t>
+        <w:t>##TEMP_${finalidade_obra}##</w:t>
       </w:r>
       <w:r>
         <w:rPr>
@@ -1561,7 +1561,7 @@
           <w:lang w:eastAsia="pt-BR"/>
           <w14:ligatures w14:val="none"/>
         </w:rPr>
-        <w:t>ValorProposta</w:t>
+        <w:t>${valor_total}</w:t>
       </w:r>
       <w:proofErr w:type="spellEnd"/>
       <w:r>
@@ -1605,7 +1605,7 @@
           <w:lang w:eastAsia="pt-BR"/>
           <w14:ligatures w14:val="none"/>
         </w:rPr>
-        <w:t>ValorExtenso</w:t>
+        <w:t>${valor_extenso}</w:t>
       </w:r>
       <w:proofErr w:type="spellEnd"/>
       <w:r>
@@ -1742,7 +1742,7 @@
           <w:lang w:eastAsia="pt-BR"/>
           <w14:ligatures w14:val="none"/>
         </w:rPr>
-        <w:t>mobilizacao_valor</w:t>
+        <w:t>${valor_entrada}</w:t>
       </w:r>
       <w:proofErr w:type="spellEnd"/>
       <w:r>
@@ -1879,7 +1879,7 @@
           <w:lang w:eastAsia="pt-BR"/>
           <w14:ligatures w14:val="none"/>
         </w:rPr>
-        <w:t>restante_valor</w:t>
+        <w:t>${valor_restante}</w:t>
       </w:r>
       <w:proofErr w:type="spellEnd"/>
       <w:r>
@@ -2425,7 +2425,7 @@
                 <w:lang w:eastAsia="pt-BR"/>
                 <w14:ligatures w14:val="none"/>
               </w:rPr>
-              <w:t>${Empresa}</w:t>
+              <w:t>##TEMP_${empresa_nome}##</w:t>
             </w:r>
             <w:r>
               <w:rPr>
@@ -2485,7 +2485,7 @@
                 <w:lang w:eastAsia="pt-BR"/>
                 <w14:ligatures w14:val="none"/>
               </w:rPr>
-              <w:t>CNPJ</w:t>
+              <w:t>${empresa_cnpj}</w:t>
             </w:r>
           </w:p>
         </w:tc>
@@ -2520,7 +2520,7 @@
                 <w:lang w:eastAsia="pt-BR"/>
                 <w14:ligatures w14:val="none"/>
               </w:rPr>
-              <w:t>${CNPJ}</w:t>
+              <w:t>##TEMP_${empresa_cnpj}##</w:t>
             </w:r>
             <w:r>
               <w:rPr>
@@ -2580,7 +2580,7 @@
                 <w:lang w:eastAsia="pt-BR"/>
                 <w14:ligatures w14:val="none"/>
               </w:rPr>
-              <w:t>Chave PIX</w:t>
+              <w:t>Chave ${chave_pix}</w:t>
             </w:r>
           </w:p>
         </w:tc>
@@ -2615,7 +2615,7 @@
                 <w:lang w:eastAsia="pt-BR"/>
                 <w14:ligatures w14:val="none"/>
               </w:rPr>
-              <w:t>${PIX}</w:t>
+              <w:t>##TEMP_${chave_pix}##</w:t>
             </w:r>
             <w:r>
               <w:rPr>
@@ -2714,7 +2714,7 @@
           <w:lang w:eastAsia="pt-BR"/>
           <w14:ligatures w14:val="none"/>
         </w:rPr>
-        <w:t>${Empresa}</w:t>
+        <w:t>##TEMP_${empresa_nome}##</w:t>
       </w:r>
       <w:r>
         <w:rPr>
@@ -2814,7 +2814,7 @@
           <w:lang w:eastAsia="pt-BR"/>
           <w14:ligatures w14:val="none"/>
         </w:rPr>
-        <w:t>${Empresa}</w:t>
+        <w:t>##TEMP_${empresa_nome}##</w:t>
       </w:r>
       <w:r>
         <w:rPr>
@@ -2866,7 +2866,7 @@
           <w:lang w:eastAsia="pt-BR"/>
           <w14:ligatures w14:val="none"/>
         </w:rPr>
-        <w:t>whatsapp</w:t>
+        <w:t>${whatsapp_cliente}</w:t>
       </w:r>
       <w:proofErr w:type="spellEnd"/>
       <w:r>
